--- a/实验报告一到四.docx
+++ b/实验报告一到四.docx
@@ -8,11 +8,11 @@
       </w:pPr>
       <w:r>
         <w:rPr>
-          <w:rFonts w:ascii="??" w:hAnsi="??" w:eastAsia="??"/>
+          <w:rFonts w:ascii="黑体" w:hAnsi="黑体" w:eastAsia="黑体"/>
           <w:b/>
           <w:sz w:val="36"/>
         </w:rPr>
-        <w:t>??????????????????</w:t>
+        <w:t>轻量级医疗管理系统实验报告（一至四）</w:t>
       </w:r>
     </w:p>
     <w:p>
@@ -21,10 +21,10 @@
       </w:pPr>
       <w:r>
         <w:rPr>
-          <w:rFonts w:ascii="??" w:hAnsi="??" w:eastAsia="??"/>
+          <w:rFonts w:ascii="宋体" w:hAnsi="宋体" w:eastAsia="宋体"/>
           <w:sz w:val="21"/>
         </w:rPr>
-        <w:t>?????C ?? + EasyX ????    ???????? + ????    ?????UTF-8 txt ??</w:t>
+        <w:t>开发语言：C 语言 + EasyX 图形界面    数据结构：结构体 + 单向链表    数据保存：UTF-8 txt 文件</w:t>
       </w:r>
     </w:p>
     <w:p>
@@ -32,7 +32,7 @@
         <w:pStyle w:val="Heading1"/>
       </w:pPr>
       <w:r>
-        <w:t>??</w:t>
+        <w:t>目录</w:t>
       </w:r>
     </w:p>
     <w:p>
@@ -41,10 +41,10 @@
       </w:pPr>
       <w:r>
         <w:rPr>
-          <w:rFonts w:ascii="??" w:hAnsi="??" w:eastAsia="??"/>
+          <w:rFonts w:ascii="宋体" w:hAnsi="宋体" w:eastAsia="宋体"/>
           <w:sz w:val="22"/>
         </w:rPr>
-        <w:t>??????</w:t>
+        <w:t>一、系统概述</w:t>
       </w:r>
     </w:p>
     <w:p>
@@ -53,10 +53,10 @@
       </w:pPr>
       <w:r>
         <w:rPr>
-          <w:rFonts w:ascii="??" w:hAnsi="??" w:eastAsia="??"/>
+          <w:rFonts w:ascii="宋体" w:hAnsi="宋体" w:eastAsia="宋体"/>
           <w:sz w:val="22"/>
         </w:rPr>
-        <w:t>??????</w:t>
+        <w:t>二、一些约定</w:t>
       </w:r>
     </w:p>
     <w:p>
@@ -65,10 +65,10 @@
       </w:pPr>
       <w:r>
         <w:rPr>
-          <w:rFonts w:ascii="??" w:hAnsi="??" w:eastAsia="??"/>
+          <w:rFonts w:ascii="宋体" w:hAnsi="宋体" w:eastAsia="宋体"/>
           <w:sz w:val="22"/>
         </w:rPr>
-        <w:t>????????</w:t>
+        <w:t>三、具体功能实现</w:t>
       </w:r>
     </w:p>
     <w:p>
@@ -77,10 +77,10 @@
       </w:pPr>
       <w:r>
         <w:rPr>
-          <w:rFonts w:ascii="??" w:hAnsi="??" w:eastAsia="??"/>
+          <w:rFonts w:ascii="宋体" w:hAnsi="宋体" w:eastAsia="宋体"/>
           <w:sz w:val="22"/>
         </w:rPr>
-        <w:t>???????????</w:t>
+        <w:t>四、流程图展示（三端）</w:t>
       </w:r>
     </w:p>
     <w:p>
@@ -88,7 +88,7 @@
         <w:pStyle w:val="Heading1"/>
       </w:pPr>
       <w:r>
-        <w:t>??????</w:t>
+        <w:t>一、系统概述</w:t>
       </w:r>
     </w:p>
     <w:p>
@@ -98,10 +98,10 @@
       </w:pPr>
       <w:r>
         <w:rPr>
-          <w:rFonts w:ascii="??" w:hAnsi="??" w:eastAsia="??"/>
+          <w:rFonts w:ascii="宋体" w:hAnsi="宋体" w:eastAsia="宋体"/>
           <w:sz w:val="22"/>
         </w:rPr>
-        <w:t>????????????????????????? C ????????????????? EasyX ???????????????????????????????????????????????????????????????????????????????????</w:t>
+        <w:t>本系统是一个面向课程设计的轻量级医疗管理系统，采用 C 语言完成后台业务逻辑，图形界面使用 EasyX 实现。系统主要服务于门诊挂号、看诊检查、处方发药、住院床位、出院结算、药品库存、缴费记录和统计查询等基础场景，不引入数据库、网络、医保和复杂权限等超出课程范围的内容。</w:t>
       </w:r>
     </w:p>
     <w:p>
@@ -111,10 +111,10 @@
       </w:pPr>
       <w:r>
         <w:rPr>
-          <w:rFonts w:ascii="??" w:hAnsi="??" w:eastAsia="??"/>
+          <w:rFonts w:ascii="宋体" w:hAnsi="宋体" w:eastAsia="宋体"/>
           <w:sz w:val="22"/>
         </w:rPr>
-        <w:t>???????????????????????????????????????????????????????????????????????????????????????????????????????????????????????????????????????????????????????????????</w:t>
+        <w:t>系统整体按患者端、医护端和管理端划分。患者端负责新患者录入、挂号缴费、个人信息查询、医疗记录查询和缴费记录查询；医护端负责接诊、检查、开多药处方、处方缴费、药房发药、入院分配床位和出院结算；管理端负责患者、医生、科室、药品、病房、床位等基础数据维护，并提供收入、床位、库存、医生工作量、科室工作量和系统测试等查询功能。</w:t>
       </w:r>
     </w:p>
     <w:p>
@@ -124,10 +124,10 @@
       </w:pPr>
       <w:r>
         <w:rPr>
-          <w:rFonts w:ascii="??" w:hAnsi="??" w:eastAsia="??"/>
+          <w:rFonts w:ascii="宋体" w:hAnsi="宋体" w:eastAsia="宋体"/>
           <w:sz w:val="22"/>
         </w:rPr>
-        <w:t>?????????????????????????? Patient?Doctor?Department?Medicine?Ward?Bed?MedicalRecord?Prescription?PrescriptionItem ? Payment??????? data ???? txt ????????????????????????????????????????????????????????????????????????????</w:t>
+        <w:t>后台数据使用多个结构体和单向链表保存，核心结构体包括 Patient、Doctor、Department、Medicine、Ward、Bed、MedicalRecord、Prescription、PrescriptionItem 和 Payment。程序启动后从 data 目录下的 txt 文件读取数据，运行过程中在链表中完成查找、增加、修改、删除和统计，最后再保存回文本文件。这样既符合课程中链表和文件操作的要求，也便于答辩时说明数据流向。</w:t>
       </w:r>
     </w:p>
     <w:p>
@@ -174,7 +174,7 @@
         <w:pStyle w:val="Heading1"/>
       </w:pPr>
       <w:r>
-        <w:t>??????</w:t>
+        <w:t>二、一些约定</w:t>
       </w:r>
     </w:p>
     <w:p>
@@ -184,10 +184,10 @@
       </w:pPr>
       <w:r>
         <w:rPr>
-          <w:rFonts w:ascii="??" w:hAnsi="??" w:eastAsia="??"/>
+          <w:rFonts w:ascii="宋体" w:hAnsi="宋体" w:eastAsia="宋体"/>
           <w:sz w:val="22"/>
         </w:rPr>
-        <w:t>??????????????????????? C++ ??????? C ??????????????????????????? next ??????????????????</w:t>
+        <w:t>系统功能基于各类对象的属性实现。这里的对象不是 C++ 中的对象，而是 C 语言中的结构体数据。每一类数据都对应一个结构体，并通过 next 指针串成单向链表。主要属性约定如下。</w:t>
       </w:r>
     </w:p>
     <w:tbl>
@@ -216,11 +216,11 @@
             <w:r/>
             <w:r>
               <w:rPr>
-                <w:rFonts w:ascii="??" w:hAnsi="??" w:eastAsia="??"/>
+                <w:rFonts w:ascii="宋体" w:hAnsi="宋体" w:eastAsia="宋体"/>
                 <w:b/>
                 <w:sz w:val="20"/>
               </w:rPr>
-              <w:t>??</w:t>
+              <w:t>对象</w:t>
             </w:r>
           </w:p>
         </w:tc>
@@ -237,11 +237,11 @@
             <w:r/>
             <w:r>
               <w:rPr>
-                <w:rFonts w:ascii="??" w:hAnsi="??" w:eastAsia="??"/>
+                <w:rFonts w:ascii="宋体" w:hAnsi="宋体" w:eastAsia="宋体"/>
                 <w:b/>
                 <w:sz w:val="20"/>
               </w:rPr>
-              <w:t>????</w:t>
+              <w:t>主要属性</w:t>
             </w:r>
           </w:p>
         </w:tc>
@@ -258,11 +258,11 @@
             <w:r/>
             <w:r>
               <w:rPr>
-                <w:rFonts w:ascii="??" w:hAnsi="??" w:eastAsia="??"/>
+                <w:rFonts w:ascii="宋体" w:hAnsi="宋体" w:eastAsia="宋体"/>
                 <w:b/>
                 <w:sz w:val="20"/>
               </w:rPr>
-              <w:t>??</w:t>
+              <w:t>说明</w:t>
             </w:r>
           </w:p>
         </w:tc>
@@ -280,11 +280,11 @@
             <w:r/>
             <w:r>
               <w:rPr>
-                <w:rFonts w:ascii="??" w:hAnsi="??" w:eastAsia="??"/>
+                <w:rFonts w:ascii="宋体" w:hAnsi="宋体" w:eastAsia="宋体"/>
                 <w:b w:val="0"/>
                 <w:sz w:val="20"/>
               </w:rPr>
-              <w:t>Patient ??</w:t>
+              <w:t>Patient 患者</w:t>
             </w:r>
           </w:p>
         </w:tc>
@@ -300,11 +300,11 @@
             <w:r/>
             <w:r>
               <w:rPr>
-                <w:rFonts w:ascii="??" w:hAnsi="??" w:eastAsia="??"/>
+                <w:rFonts w:ascii="宋体" w:hAnsi="宋体" w:eastAsia="宋体"/>
                 <w:b w:val="0"/>
                 <w:sz w:val="20"/>
               </w:rPr>
-              <w:t>id?name?gender?age?phone?cardId?status</w:t>
+              <w:t>id、name、gender、age、phone、cardId、status</w:t>
             </w:r>
           </w:p>
         </w:tc>
@@ -320,11 +320,11 @@
             <w:r/>
             <w:r>
               <w:rPr>
-                <w:rFonts w:ascii="??" w:hAnsi="??" w:eastAsia="??"/>
+                <w:rFonts w:ascii="宋体" w:hAnsi="宋体" w:eastAsia="宋体"/>
                 <w:b w:val="0"/>
                 <w:sz w:val="20"/>
               </w:rPr>
-              <w:t>???????????????????????????????</w:t>
+              <w:t>保存患者基本身份信息，按姓名查询，重名时用身份证号和电话区分。</w:t>
             </w:r>
           </w:p>
         </w:tc>
@@ -342,11 +342,11 @@
             <w:r/>
             <w:r>
               <w:rPr>
-                <w:rFonts w:ascii="??" w:hAnsi="??" w:eastAsia="??"/>
+                <w:rFonts w:ascii="宋体" w:hAnsi="宋体" w:eastAsia="宋体"/>
                 <w:b w:val="0"/>
                 <w:sz w:val="20"/>
               </w:rPr>
-              <w:t>Doctor ??</w:t>
+              <w:t>Doctor 医生</w:t>
             </w:r>
           </w:p>
         </w:tc>
@@ -362,11 +362,11 @@
             <w:r/>
             <w:r>
               <w:rPr>
-                <w:rFonts w:ascii="??" w:hAnsi="??" w:eastAsia="??"/>
+                <w:rFonts w:ascii="宋体" w:hAnsi="宋体" w:eastAsia="宋体"/>
                 <w:b w:val="0"/>
                 <w:sz w:val="20"/>
               </w:rPr>
-              <w:t>id?name?deptId?title?workTime?maxCount</w:t>
+              <w:t>id、name、deptId、title、workTime、maxCount</w:t>
             </w:r>
           </w:p>
         </w:tc>
@@ -382,11 +382,11 @@
             <w:r/>
             <w:r>
               <w:rPr>
-                <w:rFonts w:ascii="??" w:hAnsi="??" w:eastAsia="??"/>
+                <w:rFonts w:ascii="宋体" w:hAnsi="宋体" w:eastAsia="宋体"/>
                 <w:b w:val="0"/>
                 <w:sz w:val="20"/>
               </w:rPr>
-              <w:t>???????????????????????????</w:t>
+              <w:t>医生关联科室，挂号、看诊、处方等业务先选科室再选医生。</w:t>
             </w:r>
           </w:p>
         </w:tc>
@@ -404,11 +404,11 @@
             <w:r/>
             <w:r>
               <w:rPr>
-                <w:rFonts w:ascii="??" w:hAnsi="??" w:eastAsia="??"/>
+                <w:rFonts w:ascii="宋体" w:hAnsi="宋体" w:eastAsia="宋体"/>
                 <w:b w:val="0"/>
                 <w:sz w:val="20"/>
               </w:rPr>
-              <w:t>Department ??</w:t>
+              <w:t>Department 科室</w:t>
             </w:r>
           </w:p>
         </w:tc>
@@ -424,11 +424,11 @@
             <w:r/>
             <w:r>
               <w:rPr>
-                <w:rFonts w:ascii="??" w:hAnsi="??" w:eastAsia="??"/>
+                <w:rFonts w:ascii="宋体" w:hAnsi="宋体" w:eastAsia="宋体"/>
                 <w:b w:val="0"/>
                 <w:sz w:val="20"/>
               </w:rPr>
-              <w:t>id?name?intro?wardType</w:t>
+              <w:t>id、name、intro、wardType</w:t>
             </w:r>
           </w:p>
         </w:tc>
@@ -444,11 +444,11 @@
             <w:r/>
             <w:r>
               <w:rPr>
-                <w:rFonts w:ascii="??" w:hAnsi="??" w:eastAsia="??"/>
+                <w:rFonts w:ascii="宋体" w:hAnsi="宋体" w:eastAsia="宋体"/>
                 <w:b w:val="0"/>
                 <w:sz w:val="20"/>
               </w:rPr>
-              <w:t>?????????????????????????????</w:t>
+              <w:t>保存科室说明和对应病房类型，是医生、药品和病房关联的基础。</w:t>
             </w:r>
           </w:p>
         </w:tc>
@@ -466,11 +466,11 @@
             <w:r/>
             <w:r>
               <w:rPr>
-                <w:rFonts w:ascii="??" w:hAnsi="??" w:eastAsia="??"/>
+                <w:rFonts w:ascii="宋体" w:hAnsi="宋体" w:eastAsia="宋体"/>
                 <w:b w:val="0"/>
                 <w:sz w:val="20"/>
               </w:rPr>
-              <w:t>Medicine ??</w:t>
+              <w:t>Medicine 药品</w:t>
             </w:r>
           </w:p>
         </w:tc>
@@ -486,11 +486,11 @@
             <w:r/>
             <w:r>
               <w:rPr>
-                <w:rFonts w:ascii="??" w:hAnsi="??" w:eastAsia="??"/>
+                <w:rFonts w:ascii="宋体" w:hAnsi="宋体" w:eastAsia="宋体"/>
                 <w:b w:val="0"/>
                 <w:sz w:val="20"/>
               </w:rPr>
-              <w:t>id?name?commonName?tradeName?alias?deptId?price?stock?lowLimit</w:t>
+              <w:t>id、name、commonName、tradeName、alias、deptId、price、stock、lowLimit</w:t>
             </w:r>
           </w:p>
         </w:tc>
@@ -506,11 +506,11 @@
             <w:r/>
             <w:r>
               <w:rPr>
-                <w:rFonts w:ascii="??" w:hAnsi="??" w:eastAsia="??"/>
+                <w:rFonts w:ascii="宋体" w:hAnsi="宋体" w:eastAsia="宋体"/>
                 <w:b w:val="0"/>
                 <w:sz w:val="20"/>
               </w:rPr>
-              <w:t>?????????????????????????</w:t>
+              <w:t>用于处方和发药，发药前检查库存，库存不足时不扣减。</w:t>
             </w:r>
           </w:p>
         </w:tc>
@@ -528,11 +528,11 @@
             <w:r/>
             <w:r>
               <w:rPr>
-                <w:rFonts w:ascii="??" w:hAnsi="??" w:eastAsia="??"/>
+                <w:rFonts w:ascii="宋体" w:hAnsi="宋体" w:eastAsia="宋体"/>
                 <w:b w:val="0"/>
                 <w:sz w:val="20"/>
               </w:rPr>
-              <w:t>Ward ??</w:t>
+              <w:t>Ward 病房</w:t>
             </w:r>
           </w:p>
         </w:tc>
@@ -548,11 +548,11 @@
             <w:r/>
             <w:r>
               <w:rPr>
-                <w:rFonts w:ascii="??" w:hAnsi="??" w:eastAsia="??"/>
+                <w:rFonts w:ascii="宋体" w:hAnsi="宋体" w:eastAsia="宋体"/>
                 <w:b w:val="0"/>
                 <w:sz w:val="20"/>
               </w:rPr>
-              <w:t>id?type?deptId?dailyFee?totalBeds?freeBeds</w:t>
+              <w:t>id、type、deptId、dailyFee、totalBeds、freeBeds</w:t>
             </w:r>
           </w:p>
         </w:tc>
@@ -568,11 +568,11 @@
             <w:r/>
             <w:r>
               <w:rPr>
-                <w:rFonts w:ascii="??" w:hAnsi="??" w:eastAsia="??"/>
+                <w:rFonts w:ascii="宋体" w:hAnsi="宋体" w:eastAsia="宋体"/>
                 <w:b w:val="0"/>
                 <w:sz w:val="20"/>
               </w:rPr>
-              <w:t>????????????????????</w:t>
+              <w:t>按科室和病房类型管理住院费用及空床数量。</w:t>
             </w:r>
           </w:p>
         </w:tc>
@@ -590,11 +590,11 @@
             <w:r/>
             <w:r>
               <w:rPr>
-                <w:rFonts w:ascii="??" w:hAnsi="??" w:eastAsia="??"/>
+                <w:rFonts w:ascii="宋体" w:hAnsi="宋体" w:eastAsia="宋体"/>
                 <w:b w:val="0"/>
                 <w:sz w:val="20"/>
               </w:rPr>
-              <w:t>Bed ??</w:t>
+              <w:t>Bed 床位</w:t>
             </w:r>
           </w:p>
         </w:tc>
@@ -610,11 +610,11 @@
             <w:r/>
             <w:r>
               <w:rPr>
-                <w:rFonts w:ascii="??" w:hAnsi="??" w:eastAsia="??"/>
+                <w:rFonts w:ascii="宋体" w:hAnsi="宋体" w:eastAsia="宋体"/>
                 <w:b w:val="0"/>
                 <w:sz w:val="20"/>
               </w:rPr>
-              <w:t>id?wardId?status?patientId?inDate</w:t>
+              <w:t>id、wardId、status、patientId、inDate</w:t>
             </w:r>
           </w:p>
         </w:tc>
@@ -630,11 +630,11 @@
             <w:r/>
             <w:r>
               <w:rPr>
-                <w:rFonts w:ascii="??" w:hAnsi="??" w:eastAsia="??"/>
+                <w:rFonts w:ascii="宋体" w:hAnsi="宋体" w:eastAsia="宋体"/>
                 <w:b w:val="0"/>
                 <w:sz w:val="20"/>
               </w:rPr>
-              <w:t>??????????????????</w:t>
+              <w:t>入院时占用床位，出院结算后释放床位。</w:t>
             </w:r>
           </w:p>
         </w:tc>
@@ -652,11 +652,11 @@
             <w:r/>
             <w:r>
               <w:rPr>
-                <w:rFonts w:ascii="??" w:hAnsi="??" w:eastAsia="??"/>
+                <w:rFonts w:ascii="宋体" w:hAnsi="宋体" w:eastAsia="宋体"/>
                 <w:b w:val="0"/>
                 <w:sz w:val="20"/>
               </w:rPr>
-              <w:t>MedicalRecord ????</w:t>
+              <w:t>MedicalRecord 医疗记录</w:t>
             </w:r>
           </w:p>
         </w:tc>
@@ -672,11 +672,11 @@
             <w:r/>
             <w:r>
               <w:rPr>
-                <w:rFonts w:ascii="??" w:hAnsi="??" w:eastAsia="??"/>
+                <w:rFonts w:ascii="宋体" w:hAnsi="宋体" w:eastAsia="宋体"/>
                 <w:b w:val="0"/>
                 <w:sz w:val="20"/>
               </w:rPr>
-              <w:t>id?patientId?doctorId?deptId?type?date?fee?relatedId?note?regStatus</w:t>
+              <w:t>id、patientId、doctorId、deptId、type、date、fee、relatedId、note、regStatus</w:t>
             </w:r>
           </w:p>
         </w:tc>
@@ -692,11 +692,11 @@
             <w:r/>
             <w:r>
               <w:rPr>
-                <w:rFonts w:ascii="??" w:hAnsi="??" w:eastAsia="??"/>
+                <w:rFonts w:ascii="宋体" w:hAnsi="宋体" w:eastAsia="宋体"/>
                 <w:b w:val="0"/>
                 <w:sz w:val="20"/>
               </w:rPr>
-              <w:t>?????????????????????</w:t>
+              <w:t>保存挂号、看诊、检查、住院等医疗过程记录。</w:t>
             </w:r>
           </w:p>
         </w:tc>
@@ -714,11 +714,11 @@
             <w:r/>
             <w:r>
               <w:rPr>
-                <w:rFonts w:ascii="??" w:hAnsi="??" w:eastAsia="??"/>
+                <w:rFonts w:ascii="宋体" w:hAnsi="宋体" w:eastAsia="宋体"/>
                 <w:b w:val="0"/>
                 <w:sz w:val="20"/>
               </w:rPr>
-              <w:t>Prescription ??</w:t>
+              <w:t>Prescription 处方</w:t>
             </w:r>
           </w:p>
         </w:tc>
@@ -734,11 +734,11 @@
             <w:r/>
             <w:r>
               <w:rPr>
-                <w:rFonts w:ascii="??" w:hAnsi="??" w:eastAsia="??"/>
+                <w:rFonts w:ascii="宋体" w:hAnsi="宋体" w:eastAsia="宋体"/>
                 <w:b w:val="0"/>
                 <w:sz w:val="20"/>
               </w:rPr>
-              <w:t>id?patientId?doctorId?deptId?date?medicalRecordId?advice?itemCount?totalFee?status</w:t>
+              <w:t>id、patientId、doctorId、deptId、date、medicalRecordId、advice、itemCount、totalFee、status</w:t>
             </w:r>
           </w:p>
         </w:tc>
@@ -754,11 +754,11 @@
             <w:r/>
             <w:r>
               <w:rPr>
-                <w:rFonts w:ascii="??" w:hAnsi="??" w:eastAsia="??"/>
+                <w:rFonts w:ascii="宋体" w:hAnsi="宋体" w:eastAsia="宋体"/>
                 <w:b w:val="0"/>
                 <w:sz w:val="20"/>
               </w:rPr>
-              <w:t>????????????????????????</w:t>
+              <w:t>一张处方可以包含多种药，合计后生成一笔处方费用。</w:t>
             </w:r>
           </w:p>
         </w:tc>
@@ -776,11 +776,11 @@
             <w:r/>
             <w:r>
               <w:rPr>
-                <w:rFonts w:ascii="??" w:hAnsi="??" w:eastAsia="??"/>
+                <w:rFonts w:ascii="宋体" w:hAnsi="宋体" w:eastAsia="宋体"/>
                 <w:b w:val="0"/>
                 <w:sz w:val="20"/>
               </w:rPr>
-              <w:t>PrescriptionItem ????</w:t>
+              <w:t>PrescriptionItem 处方明细</w:t>
             </w:r>
           </w:p>
         </w:tc>
@@ -796,11 +796,11 @@
             <w:r/>
             <w:r>
               <w:rPr>
-                <w:rFonts w:ascii="??" w:hAnsi="??" w:eastAsia="??"/>
+                <w:rFonts w:ascii="宋体" w:hAnsi="宋体" w:eastAsia="宋体"/>
                 <w:b w:val="0"/>
                 <w:sz w:val="20"/>
               </w:rPr>
-              <w:t>prescriptionId?medicineId?count?price</w:t>
+              <w:t>prescriptionId、medicineId、count、price</w:t>
             </w:r>
           </w:p>
         </w:tc>
@@ -816,11 +816,11 @@
             <w:r/>
             <w:r>
               <w:rPr>
-                <w:rFonts w:ascii="??" w:hAnsi="??" w:eastAsia="??"/>
+                <w:rFonts w:ascii="宋体" w:hAnsi="宋体" w:eastAsia="宋体"/>
                 <w:b w:val="0"/>
                 <w:sz w:val="20"/>
               </w:rPr>
-              <w:t>????????????????????</w:t>
+              <w:t>记录处方中的每一种药品、数量和当时单价。</w:t>
             </w:r>
           </w:p>
         </w:tc>
@@ -838,11 +838,11 @@
             <w:r/>
             <w:r>
               <w:rPr>
-                <w:rFonts w:ascii="??" w:hAnsi="??" w:eastAsia="??"/>
+                <w:rFonts w:ascii="宋体" w:hAnsi="宋体" w:eastAsia="宋体"/>
                 <w:b w:val="0"/>
                 <w:sz w:val="20"/>
               </w:rPr>
-              <w:t>Payment ??</w:t>
+              <w:t>Payment 缴费</w:t>
             </w:r>
           </w:p>
         </w:tc>
@@ -858,11 +858,11 @@
             <w:r/>
             <w:r>
               <w:rPr>
-                <w:rFonts w:ascii="??" w:hAnsi="??" w:eastAsia="??"/>
+                <w:rFonts w:ascii="宋体" w:hAnsi="宋体" w:eastAsia="宋体"/>
                 <w:b w:val="0"/>
                 <w:sz w:val="20"/>
               </w:rPr>
-              <w:t>id?patientId?sourceType?sourceId?amount?status?date?note</w:t>
+              <w:t>id、patientId、sourceType、sourceId、amount、status、date、note</w:t>
             </w:r>
           </w:p>
         </w:tc>
@@ -878,11 +878,11 @@
             <w:r/>
             <w:r>
               <w:rPr>
-                <w:rFonts w:ascii="??" w:hAnsi="??" w:eastAsia="??"/>
+                <w:rFonts w:ascii="宋体" w:hAnsi="宋体" w:eastAsia="宋体"/>
                 <w:b w:val="0"/>
                 <w:sz w:val="20"/>
               </w:rPr>
-              <w:t>????????????????????????????????</w:t>
+              <w:t>记录挂号费、检查费、处方费、住院费等，已缴费后才能继续部分业务。</w:t>
             </w:r>
           </w:p>
         </w:tc>
@@ -895,10 +895,10 @@
       </w:pPr>
       <w:r>
         <w:rPr>
-          <w:rFonts w:ascii="??" w:hAnsi="??" w:eastAsia="??"/>
+          <w:rFonts w:ascii="宋体" w:hAnsi="宋体" w:eastAsia="宋体"/>
           <w:sz w:val="22"/>
         </w:rPr>
-        <w:t>???????????????????????????? 1?????? PAT0001???? DOC0001???? DEP0001???? MED0001???? WAR0001???? BED0001?????? REC0001???? RX0001???? PAY0001??????????????????????????????????????</w:t>
+        <w:t>编号由系统自动生成，新增数据时扫描已有链表，取最大编号加 1。患者编号为 PAT0001，医生为 DOC0001，科室为 DEP0001，药品为 MED0001，病房为 WAR0001，床位为 BED0001，医疗记录为 REC0001，处方为 RX0001，缴费为 PAY0001。用户办理业务时尽量不输入这些内部编号，而是通过姓名查询或列表选择完成操作。</w:t>
       </w:r>
     </w:p>
     <w:p>
@@ -908,10 +908,10 @@
       </w:pPr>
       <w:r>
         <w:rPr>
-          <w:rFonts w:ascii="??" w:hAnsi="??" w:eastAsia="??"/>
+          <w:rFonts w:ascii="宋体" w:hAnsi="宋体" w:eastAsia="宋体"/>
           <w:sz w:val="22"/>
         </w:rPr>
-        <w:t>??????????????????????????????????????????? 0 ? 120???? 11 ????????? 18 ???????????? X????? YYYY-MM-DD ????????????????????????? txt ???????????????????????????? |?</w:t>
+        <w:t>输入规则也做了统一约定：姓名和名称不能为空，不能含竖线或换行；性别只能为男或女；年龄为 0 到 120；电话为 11 位数字；身份证号为 18 位，最后一位可以是数字或 X；日期采用 YYYY-MM-DD 格式；金额必须在合理范围内，数量必须为正整数。由于 txt 文件使用竖线分隔字段，所以所有备注和名称类输入都不能包含 |。</w:t>
       </w:r>
     </w:p>
     <w:p>
@@ -919,7 +919,7 @@
         <w:pStyle w:val="Heading1"/>
       </w:pPr>
       <w:r>
-        <w:t>????????</w:t>
+        <w:t>三、具体功能实现</w:t>
       </w:r>
     </w:p>
     <w:p>
@@ -929,10 +929,10 @@
       </w:pPr>
       <w:r>
         <w:rPr>
-          <w:rFonts w:ascii="??" w:hAnsi="??" w:eastAsia="??"/>
+          <w:rFonts w:ascii="宋体" w:hAnsi="宋体" w:eastAsia="宋体"/>
           <w:sz w:val="22"/>
         </w:rPr>
-        <w:t>????????????????????????????????????????????????????????????? addPatient ??????????????????????????? collectPatientsByName ? queryPatientByName ????????????????????????????????????????????????????</w:t>
+        <w:t>患者端是患者进入系统的入口，主要完成新患者信息录入、患者挂号缴费、个人信息查询、医疗记录查询和缴费记录查询。新增患者时调用 addPatient 保存基本信息，同时检查身份证号是否重复；查询患者时通过 collectPatientsByName 或 queryPatientByName 按姓名匹配，如果存在重名患者，界面会显示身份证号和电话，用户再按序号选择，避免直接输入患者编号造成错误。</w:t>
       </w:r>
     </w:p>
     <w:p>
@@ -942,10 +942,10 @@
       </w:pPr>
       <w:r>
         <w:rPr>
-          <w:rFonts w:ascii="??" w:hAnsi="??" w:eastAsia="??"/>
+          <w:rFonts w:ascii="宋体" w:hAnsi="宋体" w:eastAsia="宋体"/>
           <w:sz w:val="22"/>
         </w:rPr>
-        <w:t>??????????????????????????????????? REC ????? PAY?????? addPayment ?????????????????????????????????????????????</w:t>
+        <w:t>挂号流程中，患者先选择科室，再显示该科室下的医生。系统生成医疗记录编号 REC 和缴费编号 PAY，挂号费通过 addPayment 保存为缴费记录。这样挂号行为既有医疗记录，也有费用记录，后续可以在患者端和管理端统一查询。</w:t>
       </w:r>
     </w:p>
     <w:p>
@@ -955,10 +955,10 @@
       </w:pPr>
       <w:r>
         <w:rPr>
-          <w:rFonts w:ascii="??" w:hAnsi="??" w:eastAsia="??"/>
+          <w:rFonts w:ascii="宋体" w:hAnsi="宋体" w:eastAsia="宋体"/>
           <w:sz w:val="22"/>
         </w:rPr>
-        <w:t>???????????????????????????????????????????????????????????????????????????????????????? MedicalRecord???? Prescription ??????? PrescriptionItem ?????????addPrescriptionItem ?????????????????????????</w:t>
+        <w:t>医护端是系统的主业务流程，包含接诊看诊、开检查、检查缴费、开多药处方、处方缴费、药房发药、入院分配床位和出院结算。看诊、检查和开处方都以患者、医生、科室和日期作为关键数据，生成 MedicalRecord。处方由 Prescription 保存总信息，由 PrescriptionItem 保存多种药品明细，addPrescriptionItem 会把药品数量和当时单价加入明细，并累加处方总金额。</w:t>
       </w:r>
     </w:p>
     <w:p>
@@ -968,10 +968,10 @@
       </w:pPr>
       <w:r>
         <w:rPr>
-          <w:rFonts w:ascii="??" w:hAnsi="??" w:eastAsia="??"/>
+          <w:rFonts w:ascii="宋体" w:hAnsi="宋体" w:eastAsia="宋体"/>
           <w:sz w:val="22"/>
         </w:rPr>
-        <w:t>???????????setPrescriptionPaid ?????????????sendPrescription ??????????????????????????????????????????????????????????????????????? reduceMedicineStock ???????????????????</w:t>
+        <w:t>处方发药前必须先缴费。setPrescriptionPaid 将处方状态改为“已缴费”，sendPrescription 先遍历该处方所有明细，检查每种药的库存是否足够；如果任何一种药库存不足，函数直接返回错误，不扣减任何库存。只有全部药品都满足库存要求后，才调用 reduceMedicineStock 逐项扣减，并把处方状态改为“已发药”。</w:t>
       </w:r>
     </w:p>
     <w:p>
@@ -981,10 +981,10 @@
       </w:pPr>
       <w:r>
         <w:rPr>
-          <w:rFonts w:ascii="??" w:hAnsi="??" w:eastAsia="??"/>
+          <w:rFonts w:ascii="宋体" w:hAnsi="宋体" w:eastAsia="宋体"/>
           <w:sz w:val="22"/>
         </w:rPr>
-        <w:t>????????????????????????????????occupyBed ???????????????????????????????? freeBeds ? 1??????????????????????????????????? releasePatientBed ????????????? 1?</w:t>
+        <w:t>住院业务通过病房和床位链表实现。入院时按科室和病房类型查找空床，occupyBed 将床位状态改为“占用”，写入患者编号和入院日期，同时将对应病房的 freeBeds 减 1。出院结算时根据入院日期、出院日期和病房每日费用计算住院费，缴费后调用 releasePatientBed 释放床位，并将病房空床数加 1。</w:t>
       </w:r>
     </w:p>
     <w:p>
@@ -994,10 +994,10 @@
       </w:pPr>
       <w:r>
         <w:rPr>
-          <w:rFonts w:ascii="??" w:hAnsi="??" w:eastAsia="??"/>
+          <w:rFonts w:ascii="宋体" w:hAnsi="宋体" w:eastAsia="宋体"/>
           <w:sz w:val="22"/>
         </w:rPr>
-        <w:t>???????????????????????????????????????????? add?update?delete?find ? list ??????????????????????????????????????????????????????? ERR_LINKED??????????????????? reportIncome?reportBedUse?reportMedicineStock?reportDoctorWork ? reportDepartmentWork ????????????????????</w:t>
+        <w:t>管理端主要负责基础数据维护和统计查询。患者、医生、科室、药品、病房、床位等模块都有对应的 add、update、delete、find 和 list 函数。删除操作不是直接删除，而是先检查是否存在医疗记录、处方、缴费或床位占用等关联数据；如果有关联记录，则返回 ERR_LINKED，防止历史记录失去对应对象。统计报表由 reportIncome、reportBedUse、reportMedicineStock、reportDoctorWork 和 reportDepartmentWork 等函数从链表中遍历计算，结果不是写死的。</w:t>
       </w:r>
     </w:p>
     <w:tbl>
@@ -1026,11 +1026,11 @@
             <w:r/>
             <w:r>
               <w:rPr>
-                <w:rFonts w:ascii="??" w:hAnsi="??" w:eastAsia="??"/>
+                <w:rFonts w:ascii="宋体" w:hAnsi="宋体" w:eastAsia="宋体"/>
                 <w:b/>
                 <w:sz w:val="20"/>
               </w:rPr>
-              <w:t>??</w:t>
+              <w:t>端口</w:t>
             </w:r>
           </w:p>
         </w:tc>
@@ -1047,11 +1047,11 @@
             <w:r/>
             <w:r>
               <w:rPr>
-                <w:rFonts w:ascii="??" w:hAnsi="??" w:eastAsia="??"/>
+                <w:rFonts w:ascii="宋体" w:hAnsi="宋体" w:eastAsia="宋体"/>
                 <w:b/>
                 <w:sz w:val="20"/>
               </w:rPr>
-              <w:t>????</w:t>
+              <w:t>主要功能</w:t>
             </w:r>
           </w:p>
         </w:tc>
@@ -1068,11 +1068,11 @@
             <w:r/>
             <w:r>
               <w:rPr>
-                <w:rFonts w:ascii="??" w:hAnsi="??" w:eastAsia="??"/>
+                <w:rFonts w:ascii="宋体" w:hAnsi="宋体" w:eastAsia="宋体"/>
                 <w:b/>
                 <w:sz w:val="20"/>
               </w:rPr>
-              <w:t>????</w:t>
+              <w:t>实现要点</w:t>
             </w:r>
           </w:p>
         </w:tc>
@@ -1090,11 +1090,11 @@
             <w:r/>
             <w:r>
               <w:rPr>
-                <w:rFonts w:ascii="??" w:hAnsi="??" w:eastAsia="??"/>
+                <w:rFonts w:ascii="宋体" w:hAnsi="宋体" w:eastAsia="宋体"/>
                 <w:b w:val="0"/>
                 <w:sz w:val="20"/>
               </w:rPr>
-              <w:t>???</w:t>
+              <w:t>患者端</w:t>
             </w:r>
           </w:p>
         </w:tc>
@@ -1110,11 +1110,11 @@
             <w:r/>
             <w:r>
               <w:rPr>
-                <w:rFonts w:ascii="??" w:hAnsi="??" w:eastAsia="??"/>
+                <w:rFonts w:ascii="宋体" w:hAnsi="宋体" w:eastAsia="宋体"/>
                 <w:b w:val="0"/>
                 <w:sz w:val="20"/>
               </w:rPr>
-              <w:t>??????????????????????????????</w:t>
+              <w:t>患者录入、挂号缴费、个人信息查询、医疗记录查询、缴费记录查询</w:t>
             </w:r>
           </w:p>
         </w:tc>
@@ -1130,11 +1130,11 @@
             <w:r/>
             <w:r>
               <w:rPr>
-                <w:rFonts w:ascii="??" w:hAnsi="??" w:eastAsia="??"/>
+                <w:rFonts w:ascii="宋体" w:hAnsi="宋体" w:eastAsia="宋体"/>
                 <w:b w:val="0"/>
                 <w:sz w:val="20"/>
               </w:rPr>
-              <w:t>???????????????????????????????????????</w:t>
+              <w:t>按姓名查患者，重名显示身份证和电话；挂号先选科室再选医生，挂号费生成缴费记录。</w:t>
             </w:r>
           </w:p>
         </w:tc>
@@ -1152,11 +1152,11 @@
             <w:r/>
             <w:r>
               <w:rPr>
-                <w:rFonts w:ascii="??" w:hAnsi="??" w:eastAsia="??"/>
+                <w:rFonts w:ascii="宋体" w:hAnsi="宋体" w:eastAsia="宋体"/>
                 <w:b w:val="0"/>
                 <w:sz w:val="20"/>
               </w:rPr>
-              <w:t>???</w:t>
+              <w:t>医护端</w:t>
             </w:r>
           </w:p>
         </w:tc>
@@ -1172,11 +1172,11 @@
             <w:r/>
             <w:r>
               <w:rPr>
-                <w:rFonts w:ascii="??" w:hAnsi="??" w:eastAsia="??"/>
+                <w:rFonts w:ascii="宋体" w:hAnsi="宋体" w:eastAsia="宋体"/>
                 <w:b w:val="0"/>
                 <w:sz w:val="20"/>
               </w:rPr>
-              <w:t>???????????????????</w:t>
+              <w:t>接诊、检查、处方、发药、入院、出院结算</w:t>
             </w:r>
           </w:p>
         </w:tc>
@@ -1192,11 +1192,11 @@
             <w:r/>
             <w:r>
               <w:rPr>
-                <w:rFonts w:ascii="??" w:hAnsi="??" w:eastAsia="??"/>
+                <w:rFonts w:ascii="宋体" w:hAnsi="宋体" w:eastAsia="宋体"/>
                 <w:b w:val="0"/>
                 <w:sz w:val="20"/>
               </w:rPr>
-              <w:t>????????????????????????????????????????????</w:t>
+              <w:t>处方总表和明细表分开保存；已缴费后发药；发药前整体检查库存；住院和出院同步更新床位状态。</w:t>
             </w:r>
           </w:p>
         </w:tc>
@@ -1214,11 +1214,11 @@
             <w:r/>
             <w:r>
               <w:rPr>
-                <w:rFonts w:ascii="??" w:hAnsi="??" w:eastAsia="??"/>
+                <w:rFonts w:ascii="宋体" w:hAnsi="宋体" w:eastAsia="宋体"/>
                 <w:b w:val="0"/>
                 <w:sz w:val="20"/>
               </w:rPr>
-              <w:t>???</w:t>
+              <w:t>管理端</w:t>
             </w:r>
           </w:p>
         </w:tc>
@@ -1234,11 +1234,11 @@
             <w:r/>
             <w:r>
               <w:rPr>
-                <w:rFonts w:ascii="??" w:hAnsi="??" w:eastAsia="??"/>
+                <w:rFonts w:ascii="宋体" w:hAnsi="宋体" w:eastAsia="宋体"/>
                 <w:b w:val="0"/>
                 <w:sz w:val="20"/>
               </w:rPr>
-              <w:t>?????????????????</w:t>
+              <w:t>基础数据维护、统计报表、系统测试页</w:t>
             </w:r>
           </w:p>
         </w:tc>
@@ -1254,11 +1254,11 @@
             <w:r/>
             <w:r>
               <w:rPr>
-                <w:rFonts w:ascii="??" w:hAnsi="??" w:eastAsia="??"/>
+                <w:rFonts w:ascii="宋体" w:hAnsi="宋体" w:eastAsia="宋体"/>
                 <w:b w:val="0"/>
                 <w:sz w:val="20"/>
               </w:rPr>
-              <w:t>????????????????????????????????????????????????</w:t>
+              <w:t>增删改查按模块实现；删除前检查关联；统计通过链表遍历计算；测试页展示输入、流程、文件和报表测试。</w:t>
             </w:r>
           </w:p>
         </w:tc>
@@ -1269,7 +1269,7 @@
         <w:pStyle w:val="Heading1"/>
       </w:pPr>
       <w:r>
-        <w:t>???????????</w:t>
+        <w:t>四、流程图展示（三端）</w:t>
       </w:r>
     </w:p>
     <w:p>
@@ -1279,10 +1279,10 @@
       </w:pPr>
       <w:r>
         <w:rPr>
-          <w:rFonts w:ascii="??" w:hAnsi="??" w:eastAsia="??"/>
+          <w:rFonts w:ascii="宋体" w:hAnsi="宋体" w:eastAsia="宋体"/>
           <w:sz w:val="22"/>
         </w:rPr>
-        <w:t>???????????????????????????????????????????????????????????????????</w:t>
+        <w:t>按照系统三端结构，流程图分别展示患者端、医护端和管理端。患者端体现就医入口，医护端体现完整业务办理，管理端体现基础数据维护和统计查询。</w:t>
       </w:r>
     </w:p>
     <w:p>
@@ -1290,7 +1290,7 @@
         <w:pStyle w:val="Heading2"/>
       </w:pPr>
       <w:r>
-        <w:t>1. ??????</w:t>
+        <w:t>1. 患者端流程图</w:t>
       </w:r>
     </w:p>
     <w:p>
@@ -1300,10 +1300,10 @@
       </w:pPr>
       <w:r>
         <w:rPr>
-          <w:rFonts w:ascii="??" w:hAnsi="??" w:eastAsia="??"/>
+          <w:rFonts w:ascii="宋体" w:hAnsi="宋体" w:eastAsia="宋体"/>
           <w:sz w:val="22"/>
         </w:rPr>
-        <w:t>????????????????????????????????????????????????????????????????????</w:t>
+        <w:t>患者端从患者录入或查询开始，重名时通过身份证号和电话区分，再选择科室、选择医生、完成挂号缴费，最后可以查询个人信息、医疗记录和缴费记录。</w:t>
       </w:r>
     </w:p>
     <w:p>
@@ -1313,7 +1313,7 @@
       <w:r>
         <w:drawing>
           <wp:inline xmlns:a="http://schemas.openxmlformats.org/drawingml/2006/main" xmlns:pic="http://schemas.openxmlformats.org/drawingml/2006/picture">
-            <wp:extent cx="5688000" cy="3412800"/>
+            <wp:extent cx="5688000" cy="3602400"/>
             <wp:docPr id="2" name="Picture 2"/>
             <wp:cNvGraphicFramePr>
               <a:graphicFrameLocks noChangeAspect="1"/>
@@ -1334,7 +1334,7 @@
                   <pic:spPr>
                     <a:xfrm>
                       <a:off x="0" y="0"/>
-                      <a:ext cx="5688000" cy="3412800"/>
+                      <a:ext cx="5688000" cy="3602400"/>
                     </a:xfrm>
                     <a:prstGeom prst="rect"/>
                   </pic:spPr>
@@ -1350,7 +1350,7 @@
         <w:pStyle w:val="Heading2"/>
       </w:pPr>
       <w:r>
-        <w:t>2. ??????</w:t>
+        <w:t>2. 医护端流程图</w:t>
       </w:r>
     </w:p>
     <w:p>
@@ -1360,10 +1360,10 @@
       </w:pPr>
       <w:r>
         <w:rPr>
-          <w:rFonts w:ascii="??" w:hAnsi="??" w:eastAsia="??"/>
+          <w:rFonts w:ascii="宋体" w:hAnsi="宋体" w:eastAsia="宋体"/>
           <w:sz w:val="22"/>
         </w:rPr>
-        <w:t>?????????????????????????????????????????????????????????????????????</w:t>
+        <w:t>医护端从选择患者开始，完成接诊、检查、处方、发药、入院和出院结算。处方必须先缴费再发药，发药前整体检查库存，住院和出院会同步改变床位状态。</w:t>
       </w:r>
     </w:p>
     <w:p>
@@ -1373,7 +1373,7 @@
       <w:r>
         <w:drawing>
           <wp:inline xmlns:a="http://schemas.openxmlformats.org/drawingml/2006/main" xmlns:pic="http://schemas.openxmlformats.org/drawingml/2006/picture">
-            <wp:extent cx="5688000" cy="3412800"/>
+            <wp:extent cx="5688000" cy="3602400"/>
             <wp:docPr id="3" name="Picture 3"/>
             <wp:cNvGraphicFramePr>
               <a:graphicFrameLocks noChangeAspect="1"/>
@@ -1394,7 +1394,7 @@
                   <pic:spPr>
                     <a:xfrm>
                       <a:off x="0" y="0"/>
-                      <a:ext cx="5688000" cy="3412800"/>
+                      <a:ext cx="5688000" cy="3602400"/>
                     </a:xfrm>
                     <a:prstGeom prst="rect"/>
                   </pic:spPr>
@@ -1410,7 +1410,7 @@
         <w:pStyle w:val="Heading2"/>
       </w:pPr>
       <w:r>
-        <w:t>3. ??????</w:t>
+        <w:t>3. 管理端流程图</w:t>
       </w:r>
     </w:p>
     <w:p>
@@ -1420,10 +1420,10 @@
       </w:pPr>
       <w:r>
         <w:rPr>
-          <w:rFonts w:ascii="??" w:hAnsi="??" w:eastAsia="??"/>
+          <w:rFonts w:ascii="宋体" w:hAnsi="宋体" w:eastAsia="宋体"/>
           <w:sz w:val="22"/>
         </w:rPr>
-        <w:t>???????????????????????????????????????????????????????????????????</w:t>
+        <w:t>管理端维护患者、医生、科室、药品、病房和床位等基础数据，删除前检查关联记录，并通过链表遍历生成收入、床位、库存、医生和科室工作量统计。</w:t>
       </w:r>
     </w:p>
     <w:p>
@@ -1433,7 +1433,7 @@
       <w:r>
         <w:drawing>
           <wp:inline xmlns:a="http://schemas.openxmlformats.org/drawingml/2006/main" xmlns:pic="http://schemas.openxmlformats.org/drawingml/2006/picture">
-            <wp:extent cx="5688000" cy="3412800"/>
+            <wp:extent cx="5688000" cy="3602400"/>
             <wp:docPr id="4" name="Picture 4"/>
             <wp:cNvGraphicFramePr>
               <a:graphicFrameLocks noChangeAspect="1"/>
@@ -1454,7 +1454,7 @@
                   <pic:spPr>
                     <a:xfrm>
                       <a:off x="0" y="0"/>
-                      <a:ext cx="5688000" cy="3412800"/>
+                      <a:ext cx="5688000" cy="3602400"/>
                     </a:xfrm>
                     <a:prstGeom prst="rect"/>
                   </pic:spPr>
@@ -1839,7 +1839,7 @@
     <w:qFormat/>
     <w:rsid w:val="00FC693F"/>
     <w:rPr>
-      <w:rFonts w:ascii="??" w:hAnsi="??" w:eastAsia="??"/>
+      <w:rFonts w:ascii="宋体" w:hAnsi="宋体" w:eastAsia="宋体"/>
       <w:sz w:val="22"/>
     </w:rPr>
   </w:style>
@@ -1902,7 +1902,7 @@
       <w:outlineLvl w:val="0"/>
     </w:pPr>
     <w:rPr>
-      <w:rFonts w:asciiTheme="majorHAnsi" w:eastAsiaTheme="majorEastAsia" w:hAnsiTheme="majorHAnsi" w:cstheme="majorBidi" w:ascii="??" w:hAnsi="??" w:eastAsia="??"/>
+      <w:rFonts w:asciiTheme="majorHAnsi" w:eastAsiaTheme="majorEastAsia" w:hAnsiTheme="majorHAnsi" w:cstheme="majorBidi" w:ascii="宋体" w:hAnsi="宋体" w:eastAsia="宋体"/>
       <w:b/>
       <w:bCs/>
       <w:color w:val="365F91" w:themeColor="accent1" w:themeShade="BF"/>
@@ -1926,7 +1926,7 @@
       <w:outlineLvl w:val="1"/>
     </w:pPr>
     <w:rPr>
-      <w:rFonts w:asciiTheme="majorHAnsi" w:eastAsiaTheme="majorEastAsia" w:hAnsiTheme="majorHAnsi" w:cstheme="majorBidi" w:ascii="??" w:hAnsi="??" w:eastAsia="??"/>
+      <w:rFonts w:asciiTheme="majorHAnsi" w:eastAsiaTheme="majorEastAsia" w:hAnsiTheme="majorHAnsi" w:cstheme="majorBidi" w:ascii="宋体" w:hAnsi="宋体" w:eastAsia="宋体"/>
       <w:b/>
       <w:bCs/>
       <w:color w:val="4F81BD" w:themeColor="accent1"/>
@@ -2191,7 +2191,7 @@
       <w:contextualSpacing/>
     </w:pPr>
     <w:rPr>
-      <w:rFonts w:asciiTheme="majorHAnsi" w:eastAsiaTheme="majorEastAsia" w:hAnsiTheme="majorHAnsi" w:cstheme="majorBidi" w:ascii="??" w:hAnsi="??" w:eastAsia="??"/>
+      <w:rFonts w:asciiTheme="majorHAnsi" w:eastAsiaTheme="majorEastAsia" w:hAnsiTheme="majorHAnsi" w:cstheme="majorBidi" w:ascii="宋体" w:hAnsi="宋体" w:eastAsia="宋体"/>
       <w:color w:val="17365D" w:themeColor="text2" w:themeShade="BF"/>
       <w:spacing w:val="5"/>
       <w:kern w:val="28"/>

--- a/实验报告一到四.docx
+++ b/实验报告一到四.docx
@@ -38,6 +38,7 @@
     <w:p>
       <w:pPr>
         <w:spacing w:line="300" w:lineRule="auto"/>
+        <w:ind w:firstLine="440"/>
       </w:pPr>
       <w:r>
         <w:rPr>
@@ -50,6 +51,7 @@
     <w:p>
       <w:pPr>
         <w:spacing w:line="300" w:lineRule="auto"/>
+        <w:ind w:firstLine="440"/>
       </w:pPr>
       <w:r>
         <w:rPr>
@@ -62,6 +64,7 @@
     <w:p>
       <w:pPr>
         <w:spacing w:line="300" w:lineRule="auto"/>
+        <w:ind w:firstLine="440"/>
       </w:pPr>
       <w:r>
         <w:rPr>
@@ -74,13 +77,14 @@
     <w:p>
       <w:pPr>
         <w:spacing w:line="300" w:lineRule="auto"/>
+        <w:ind w:firstLine="440"/>
       </w:pPr>
       <w:r>
         <w:rPr>
           <w:rFonts w:ascii="宋体" w:hAnsi="宋体" w:eastAsia="宋体"/>
           <w:sz w:val="22"/>
         </w:rPr>
-        <w:t>四、流程图展示（三端）</w:t>
+        <w:t>四、流程图展示（三端关联）</w:t>
       </w:r>
     </w:p>
     <w:p>
@@ -127,46 +131,7 @@
           <w:rFonts w:ascii="宋体" w:hAnsi="宋体" w:eastAsia="宋体"/>
           <w:sz w:val="22"/>
         </w:rPr>
-        <w:t>后台数据使用多个结构体和单向链表保存，核心结构体包括 Patient、Doctor、Department、Medicine、Ward、Bed、MedicalRecord、Prescription、PrescriptionItem 和 Payment。程序启动后从 data 目录下的 txt 文件读取数据，运行过程中在链表中完成查找、增加、修改、删除和统计，最后再保存回文本文件。这样既符合课程中链表和文件操作的要求，也便于答辩时说明数据流向。</w:t>
-      </w:r>
-    </w:p>
-    <w:p>
-      <w:pPr>
-        <w:jc w:val="center"/>
-      </w:pPr>
-      <w:r>
-        <w:drawing>
-          <wp:inline xmlns:a="http://schemas.openxmlformats.org/drawingml/2006/main" xmlns:pic="http://schemas.openxmlformats.org/drawingml/2006/picture">
-            <wp:extent cx="5688000" cy="3792000"/>
-            <wp:docPr id="1" name="Picture 1"/>
-            <wp:cNvGraphicFramePr>
-              <a:graphicFrameLocks noChangeAspect="1"/>
-            </wp:cNvGraphicFramePr>
-            <a:graphic>
-              <a:graphicData uri="http://schemas.openxmlformats.org/drawingml/2006/picture">
-                <pic:pic>
-                  <pic:nvPicPr>
-                    <pic:cNvPr id="0" name="report_system_chart.png"/>
-                    <pic:cNvPicPr/>
-                  </pic:nvPicPr>
-                  <pic:blipFill>
-                    <a:blip r:embed="rId9"/>
-                    <a:stretch>
-                      <a:fillRect/>
-                    </a:stretch>
-                  </pic:blipFill>
-                  <pic:spPr>
-                    <a:xfrm>
-                      <a:off x="0" y="0"/>
-                      <a:ext cx="5688000" cy="3792000"/>
-                    </a:xfrm>
-                    <a:prstGeom prst="rect"/>
-                  </pic:spPr>
-                </pic:pic>
-              </a:graphicData>
-            </a:graphic>
-          </wp:inline>
-        </w:drawing>
+        <w:t>后台数据使用多个结构体和单向链表保存，核心结构体包括 Patient、Doctor、Department、Medicine、Ward、Bed、MedicalRecord、Prescription、PrescriptionItem 和 Payment。程序启动后从 data 目录下的 txt 文件读取数据，运行过程中在链表中完成查找、增加、修改、删除和统计，最后再保存回文本文件。</w:t>
       </w:r>
     </w:p>
     <w:p>
@@ -911,7 +876,7 @@
           <w:rFonts w:ascii="宋体" w:hAnsi="宋体" w:eastAsia="宋体"/>
           <w:sz w:val="22"/>
         </w:rPr>
-        <w:t>输入规则也做了统一约定：姓名和名称不能为空，不能含竖线或换行；性别只能为男或女；年龄为 0 到 120；电话为 11 位数字；身份证号为 18 位，最后一位可以是数字或 X；日期采用 YYYY-MM-DD 格式；金额必须在合理范围内，数量必须为正整数。由于 txt 文件使用竖线分隔字段，所以所有备注和名称类输入都不能包含 |。</w:t>
+        <w:t>输入规则统一限制姓名、性别、年龄、电话、身份证号、日期、金额和数量等字段；由于 txt 文件使用竖线分隔字段，所以输入内容不能包含 | 或换行。</w:t>
       </w:r>
     </w:p>
     <w:p>
@@ -932,7 +897,7 @@
           <w:rFonts w:ascii="宋体" w:hAnsi="宋体" w:eastAsia="宋体"/>
           <w:sz w:val="22"/>
         </w:rPr>
-        <w:t>患者端是患者进入系统的入口，主要完成新患者信息录入、患者挂号缴费、个人信息查询、医疗记录查询和缴费记录查询。新增患者时调用 addPatient 保存基本信息，同时检查身份证号是否重复；查询患者时通过 collectPatientsByName 或 queryPatientByName 按姓名匹配，如果存在重名患者，界面会显示身份证号和电话，用户再按序号选择，避免直接输入患者编号造成错误。</w:t>
+        <w:t>患者端主要完成新患者信息录入、患者挂号缴费、个人信息查询、医疗记录查询和缴费记录查询。新增患者时调用 addPatient 保存基本信息，同时检查身份证号是否重复；查询患者时按姓名匹配，如果存在重名患者，界面会显示身份证号和电话，用户再按序号选择。</w:t>
       </w:r>
     </w:p>
     <w:p>
@@ -945,7 +910,7 @@
           <w:rFonts w:ascii="宋体" w:hAnsi="宋体" w:eastAsia="宋体"/>
           <w:sz w:val="22"/>
         </w:rPr>
-        <w:t>挂号流程中，患者先选择科室，再显示该科室下的医生。系统生成医疗记录编号 REC 和缴费编号 PAY，挂号费通过 addPayment 保存为缴费记录。这样挂号行为既有医疗记录，也有费用记录，后续可以在患者端和管理端统一查询。</w:t>
+        <w:t>医护端是系统的主业务流程，包含接诊看诊、开检查、检查缴费、开多药处方、处方缴费、药房发药、入院分配床位和出院结算。处方由 Prescription 保存总信息，由 PrescriptionItem 保存多种药品明细。</w:t>
       </w:r>
     </w:p>
     <w:p>
@@ -958,7 +923,7 @@
           <w:rFonts w:ascii="宋体" w:hAnsi="宋体" w:eastAsia="宋体"/>
           <w:sz w:val="22"/>
         </w:rPr>
-        <w:t>医护端是系统的主业务流程，包含接诊看诊、开检查、检查缴费、开多药处方、处方缴费、药房发药、入院分配床位和出院结算。看诊、检查和开处方都以患者、医生、科室和日期作为关键数据，生成 MedicalRecord。处方由 Prescription 保存总信息，由 PrescriptionItem 保存多种药品明细，addPrescriptionItem 会把药品数量和当时单价加入明细，并累加处方总金额。</w:t>
+        <w:t>处方发药前必须先缴费。sendPrescription 先遍历该处方所有明细，检查每种药的库存是否足够；如果任何一种药库存不足，函数直接返回错误，不扣减任何库存。</w:t>
       </w:r>
     </w:p>
     <w:p>
@@ -971,33 +936,7 @@
           <w:rFonts w:ascii="宋体" w:hAnsi="宋体" w:eastAsia="宋体"/>
           <w:sz w:val="22"/>
         </w:rPr>
-        <w:t>处方发药前必须先缴费。setPrescriptionPaid 将处方状态改为“已缴费”，sendPrescription 先遍历该处方所有明细，检查每种药的库存是否足够；如果任何一种药库存不足，函数直接返回错误，不扣减任何库存。只有全部药品都满足库存要求后，才调用 reduceMedicineStock 逐项扣减，并把处方状态改为“已发药”。</w:t>
-      </w:r>
-    </w:p>
-    <w:p>
-      <w:pPr>
-        <w:spacing w:line="300" w:lineRule="auto"/>
-        <w:ind w:firstLine="440"/>
-      </w:pPr>
-      <w:r>
-        <w:rPr>
-          <w:rFonts w:ascii="宋体" w:hAnsi="宋体" w:eastAsia="宋体"/>
-          <w:sz w:val="22"/>
-        </w:rPr>
-        <w:t>住院业务通过病房和床位链表实现。入院时按科室和病房类型查找空床，occupyBed 将床位状态改为“占用”，写入患者编号和入院日期，同时将对应病房的 freeBeds 减 1。出院结算时根据入院日期、出院日期和病房每日费用计算住院费，缴费后调用 releasePatientBed 释放床位，并将病房空床数加 1。</w:t>
-      </w:r>
-    </w:p>
-    <w:p>
-      <w:pPr>
-        <w:spacing w:line="300" w:lineRule="auto"/>
-        <w:ind w:firstLine="440"/>
-      </w:pPr>
-      <w:r>
-        <w:rPr>
-          <w:rFonts w:ascii="宋体" w:hAnsi="宋体" w:eastAsia="宋体"/>
-          <w:sz w:val="22"/>
-        </w:rPr>
-        <w:t>管理端主要负责基础数据维护和统计查询。患者、医生、科室、药品、病房、床位等模块都有对应的 add、update、delete、find 和 list 函数。删除操作不是直接删除，而是先检查是否存在医疗记录、处方、缴费或床位占用等关联数据；如果有关联记录，则返回 ERR_LINKED，防止历史记录失去对应对象。统计报表由 reportIncome、reportBedUse、reportMedicineStock、reportDoctorWork 和 reportDepartmentWork 等函数从链表中遍历计算，结果不是写死的。</w:t>
+        <w:t>管理端主要负责基础数据维护和统计查询。删除操作先检查是否存在医疗记录、处方、缴费或床位占用等关联数据；统计报表从链表中遍历计算，结果不是写死的。</w:t>
       </w:r>
     </w:p>
     <w:tbl>
@@ -1269,7 +1208,7 @@
         <w:pStyle w:val="Heading1"/>
       </w:pPr>
       <w:r>
-        <w:t>四、流程图展示（三端）</w:t>
+        <w:t>四、流程图展示（三端关联）</w:t>
       </w:r>
     </w:p>
     <w:p>
@@ -1282,15 +1221,7 @@
           <w:rFonts w:ascii="宋体" w:hAnsi="宋体" w:eastAsia="宋体"/>
           <w:sz w:val="22"/>
         </w:rPr>
-        <w:t>按照系统三端结构，流程图分别展示患者端、医护端和管理端。患者端体现就医入口，医护端体现完整业务办理，管理端体现基础数据维护和统计查询。</w:t>
-      </w:r>
-    </w:p>
-    <w:p>
-      <w:pPr>
-        <w:pStyle w:val="Heading2"/>
-      </w:pPr>
-      <w:r>
-        <w:t>1. 患者端流程图</w:t>
+        <w:t>本部分只重做流程图。为了更清楚展示系统结构，流程图采用三端泳道加链表数据区的形式，把患者端、医护端、管理端之间的业务流向，以及它们与患者链表、医生科室链表、医疗记录链表、处方链表、缴费链表、药品库存链表、病房床位链表和 txt 文件保存之间的关系放在同一张图中。</w:t>
       </w:r>
     </w:p>
     <w:p>
@@ -1303,7 +1234,7 @@
           <w:rFonts w:ascii="宋体" w:hAnsi="宋体" w:eastAsia="宋体"/>
           <w:sz w:val="22"/>
         </w:rPr>
-        <w:t>患者端从患者录入或查询开始，重名时通过身份证号和电话区分，再选择科室、选择医生、完成挂号缴费，最后可以查询个人信息、医疗记录和缴费记录。</w:t>
+        <w:t>图中菱形节点表示需要判断的关键步骤，例如患者是否重名、处方是否缴费、库存是否充足、床位是否空闲、删除前是否有关联记录；矩形节点表示具体业务操作；底部数据区表示各模块最终读写和统计的数据来源。</w:t>
       </w:r>
     </w:p>
     <w:p>
@@ -1313,8 +1244,8 @@
       <w:r>
         <w:drawing>
           <wp:inline xmlns:a="http://schemas.openxmlformats.org/drawingml/2006/main" xmlns:pic="http://schemas.openxmlformats.org/drawingml/2006/picture">
-            <wp:extent cx="5688000" cy="3602400"/>
-            <wp:docPr id="2" name="Picture 2"/>
+            <wp:extent cx="5760000" cy="3960000"/>
+            <wp:docPr id="1" name="Picture 1"/>
             <wp:cNvGraphicFramePr>
               <a:graphicFrameLocks noChangeAspect="1"/>
             </wp:cNvGraphicFramePr>
@@ -1322,11 +1253,11 @@
               <a:graphicData uri="http://schemas.openxmlformats.org/drawingml/2006/picture">
                 <pic:pic>
                   <pic:nvPicPr>
-                    <pic:cNvPr id="0" name="flow_patient_terminal.png"/>
+                    <pic:cNvPr id="0" name="complex_three_terminal_flow.png"/>
                     <pic:cNvPicPr/>
                   </pic:nvPicPr>
                   <pic:blipFill>
-                    <a:blip r:embed="rId10"/>
+                    <a:blip r:embed="rId9"/>
                     <a:stretch>
                       <a:fillRect/>
                     </a:stretch>
@@ -1334,127 +1265,7 @@
                   <pic:spPr>
                     <a:xfrm>
                       <a:off x="0" y="0"/>
-                      <a:ext cx="5688000" cy="3602400"/>
-                    </a:xfrm>
-                    <a:prstGeom prst="rect"/>
-                  </pic:spPr>
-                </pic:pic>
-              </a:graphicData>
-            </a:graphic>
-          </wp:inline>
-        </w:drawing>
-      </w:r>
-    </w:p>
-    <w:p>
-      <w:pPr>
-        <w:pStyle w:val="Heading2"/>
-      </w:pPr>
-      <w:r>
-        <w:t>2. 医护端流程图</w:t>
-      </w:r>
-    </w:p>
-    <w:p>
-      <w:pPr>
-        <w:spacing w:line="300" w:lineRule="auto"/>
-        <w:ind w:firstLine="440"/>
-      </w:pPr>
-      <w:r>
-        <w:rPr>
-          <w:rFonts w:ascii="宋体" w:hAnsi="宋体" w:eastAsia="宋体"/>
-          <w:sz w:val="22"/>
-        </w:rPr>
-        <w:t>医护端从选择患者开始，完成接诊、检查、处方、发药、入院和出院结算。处方必须先缴费再发药，发药前整体检查库存，住院和出院会同步改变床位状态。</w:t>
-      </w:r>
-    </w:p>
-    <w:p>
-      <w:pPr>
-        <w:jc w:val="center"/>
-      </w:pPr>
-      <w:r>
-        <w:drawing>
-          <wp:inline xmlns:a="http://schemas.openxmlformats.org/drawingml/2006/main" xmlns:pic="http://schemas.openxmlformats.org/drawingml/2006/picture">
-            <wp:extent cx="5688000" cy="3602400"/>
-            <wp:docPr id="3" name="Picture 3"/>
-            <wp:cNvGraphicFramePr>
-              <a:graphicFrameLocks noChangeAspect="1"/>
-            </wp:cNvGraphicFramePr>
-            <a:graphic>
-              <a:graphicData uri="http://schemas.openxmlformats.org/drawingml/2006/picture">
-                <pic:pic>
-                  <pic:nvPicPr>
-                    <pic:cNvPr id="0" name="flow_medical_terminal.png"/>
-                    <pic:cNvPicPr/>
-                  </pic:nvPicPr>
-                  <pic:blipFill>
-                    <a:blip r:embed="rId11"/>
-                    <a:stretch>
-                      <a:fillRect/>
-                    </a:stretch>
-                  </pic:blipFill>
-                  <pic:spPr>
-                    <a:xfrm>
-                      <a:off x="0" y="0"/>
-                      <a:ext cx="5688000" cy="3602400"/>
-                    </a:xfrm>
-                    <a:prstGeom prst="rect"/>
-                  </pic:spPr>
-                </pic:pic>
-              </a:graphicData>
-            </a:graphic>
-          </wp:inline>
-        </w:drawing>
-      </w:r>
-    </w:p>
-    <w:p>
-      <w:pPr>
-        <w:pStyle w:val="Heading2"/>
-      </w:pPr>
-      <w:r>
-        <w:t>3. 管理端流程图</w:t>
-      </w:r>
-    </w:p>
-    <w:p>
-      <w:pPr>
-        <w:spacing w:line="300" w:lineRule="auto"/>
-        <w:ind w:firstLine="440"/>
-      </w:pPr>
-      <w:r>
-        <w:rPr>
-          <w:rFonts w:ascii="宋体" w:hAnsi="宋体" w:eastAsia="宋体"/>
-          <w:sz w:val="22"/>
-        </w:rPr>
-        <w:t>管理端维护患者、医生、科室、药品、病房和床位等基础数据，删除前检查关联记录，并通过链表遍历生成收入、床位、库存、医生和科室工作量统计。</w:t>
-      </w:r>
-    </w:p>
-    <w:p>
-      <w:pPr>
-        <w:jc w:val="center"/>
-      </w:pPr>
-      <w:r>
-        <w:drawing>
-          <wp:inline xmlns:a="http://schemas.openxmlformats.org/drawingml/2006/main" xmlns:pic="http://schemas.openxmlformats.org/drawingml/2006/picture">
-            <wp:extent cx="5688000" cy="3602400"/>
-            <wp:docPr id="4" name="Picture 4"/>
-            <wp:cNvGraphicFramePr>
-              <a:graphicFrameLocks noChangeAspect="1"/>
-            </wp:cNvGraphicFramePr>
-            <a:graphic>
-              <a:graphicData uri="http://schemas.openxmlformats.org/drawingml/2006/picture">
-                <pic:pic>
-                  <pic:nvPicPr>
-                    <pic:cNvPr id="0" name="flow_admin_terminal.png"/>
-                    <pic:cNvPicPr/>
-                  </pic:nvPicPr>
-                  <pic:blipFill>
-                    <a:blip r:embed="rId12"/>
-                    <a:stretch>
-                      <a:fillRect/>
-                    </a:stretch>
-                  </pic:blipFill>
-                  <pic:spPr>
-                    <a:xfrm>
-                      <a:off x="0" y="0"/>
-                      <a:ext cx="5688000" cy="3602400"/>
+                      <a:ext cx="5760000" cy="3960000"/>
                     </a:xfrm>
                     <a:prstGeom prst="rect"/>
                   </pic:spPr>
@@ -1906,7 +1717,7 @@
       <w:b/>
       <w:bCs/>
       <w:color w:val="365F91" w:themeColor="accent1" w:themeShade="BF"/>
-      <w:sz w:val="30"/>
+      <w:sz w:val="28"/>
       <w:szCs w:val="28"/>
     </w:rPr>
   </w:style>
@@ -2191,7 +2002,7 @@
       <w:contextualSpacing/>
     </w:pPr>
     <w:rPr>
-      <w:rFonts w:asciiTheme="majorHAnsi" w:eastAsiaTheme="majorEastAsia" w:hAnsiTheme="majorHAnsi" w:cstheme="majorBidi" w:ascii="宋体" w:hAnsi="宋体" w:eastAsia="宋体"/>
+      <w:rFonts w:asciiTheme="majorHAnsi" w:eastAsiaTheme="majorEastAsia" w:hAnsiTheme="majorHAnsi" w:cstheme="majorBidi"/>
       <w:color w:val="17365D" w:themeColor="text2" w:themeShade="BF"/>
       <w:spacing w:val="5"/>
       <w:kern w:val="28"/>
